--- a/.playwright-mcp/Real-Time-LiDAR-SLAM-with-Reinforcement-Learning-Path-Planning-for-Autonomous-AGVs.docx
+++ b/.playwright-mcp/Real-Time-LiDAR-SLAM-with-Reinforcement-Learning-Path-Planning-for-Autonomous-AGVs.docx
@@ -118,14 +118,8 @@
     </w:p>
     <w:p>
       <w:pPr>
-        <w:spacing w:before="40" w:after="240"/>
+        <w:spacing w:before="40" w:after="0"/>
         <w:jc w:val="both"/>
-        <w:sectPr>
-          <w:type w:val="continuous"/>
-          <w:pgSz w:w="12240" w:h="15840"/>
-          <w:pgMar w:top="1080" w:right="900" w:bottom="1440" w:left="900"/>
-          <w:cols w:num="1" w:space="720"/>
-        </w:sectPr>
       </w:pPr>
       <w:r>
         <w:rPr>
@@ -144,6 +138,20 @@
         </w:rPr>
         <w:t>LiDAR SLAM, Reinforcement Learning, Path Planning, Autonomous AGV, Real-Time Mapping, Occupancy Semantics</w:t>
       </w:r>
+    </w:p>
+    <w:p>
+      <w:pPr>
+        <w:rPr>
+          <w:sz w:val="2"/>
+        </w:rPr>
+        <w:spacing w:before="0" w:after="0" w:line="20" w:lineRule="exact"/>
+        <w:sectPr>
+          <w:type w:val="continuous"/>
+          <w:pgSz w:w="12240" w:h="15840"/>
+          <w:pgMar w:top="1080" w:right="900" w:bottom="1440" w:left="900"/>
+          <w:cols w:num="1" w:space="720"/>
+        </w:sectPr>
+      </w:pPr>
     </w:p>
     <w:p>
       <w:pPr>
